--- a/dosyalar/8-sinif/arapca-8-1d2y-klasik.docx
+++ b/dosyalar/8-sinif/arapca-8-1d2y-klasik.docx
@@ -658,7 +658,7 @@
                 <w:szCs w:val="30"/>
                 <w:rtl/>
               </w:rPr>
-              <w:t xml:space="preserve">اَلشَّاعِرُ</w:t>
+              <w:t xml:space="preserve">اَلشَّاعِرُ</w:t>
             </w:r>
           </w:p>
         </w:tc>
@@ -754,7 +754,7 @@
                 <w:szCs w:val="30"/>
                 <w:rtl/>
               </w:rPr>
-              <w:t xml:space="preserve">اَلْقِصَّةُ</w:t>
+              <w:t xml:space="preserve">اَلقِصَّةُ</w:t>
             </w:r>
           </w:p>
         </w:tc>
@@ -850,7 +850,7 @@
                 <w:szCs w:val="30"/>
                 <w:rtl/>
               </w:rPr>
-              <w:t xml:space="preserve">اَلْخَطَّاطُ</w:t>
+              <w:t xml:space="preserve">اَلخَطَّاطُ</w:t>
             </w:r>
           </w:p>
         </w:tc>
@@ -946,7 +946,7 @@
                 <w:szCs w:val="30"/>
                 <w:rtl/>
               </w:rPr>
-              <w:t xml:space="preserve">اَلْمَعْرِضُ</w:t>
+              <w:t xml:space="preserve">اَلمَعْرِضُ</w:t>
             </w:r>
           </w:p>
         </w:tc>
@@ -1042,7 +1042,7 @@
                 <w:szCs w:val="30"/>
                 <w:rtl/>
               </w:rPr>
-              <w:t xml:space="preserve">اَلصَّدَاقَةُ</w:t>
+              <w:t xml:space="preserve">اَلصَّدَاقَةُ</w:t>
             </w:r>
           </w:p>
         </w:tc>
@@ -1138,7 +1138,7 @@
                 <w:szCs w:val="30"/>
                 <w:rtl/>
               </w:rPr>
-              <w:t xml:space="preserve">اَلْأَمَانَةُ</w:t>
+              <w:t xml:space="preserve">اَلأَمَانَةُ</w:t>
             </w:r>
           </w:p>
         </w:tc>
@@ -2123,7 +2123,7 @@
                 <w:szCs w:val="28"/>
                 <w:rtl/>
               </w:rPr>
-              <w:t xml:space="preserve">ثُمَّ</w:t>
+              <w:t xml:space="preserve">ثُمَّ</w:t>
             </w:r>
           </w:p>
         </w:tc>
@@ -2463,7 +2463,7 @@
                 <w:szCs w:val="28"/>
                 <w:rtl/>
               </w:rPr>
-              <w:t xml:space="preserve">لِأَنَّ</w:t>
+              <w:t xml:space="preserve">لِأَنَّ</w:t>
             </w:r>
           </w:p>
         </w:tc>
@@ -3223,7 +3223,7 @@
                 <w:szCs w:val="30"/>
                 <w:rtl/>
               </w:rPr>
-              <w:t xml:space="preserve">ثُمَّ   —   لَكِنْ   —   لِأَنَّ   —   لِمَاذَا   —   اَلْخَطَّاطُ   —   اَلتَّعَاوُنُ   —   مُبَارَكٌ</w:t>
+              <w:t xml:space="preserve">ثُمَّ   —   لَكِنْ   —   لِأَنَّ   —   لِمَاذَا   —   اَلخَطَّاطُ   —   اَلتَّعَاوُنُ   —   مُبَارَكٌ</w:t>
             </w:r>
           </w:p>
         </w:tc>
@@ -3330,7 +3330,7 @@
                 <w:szCs w:val="28"/>
                 <w:rtl/>
               </w:rPr>
-              <w:t xml:space="preserve">قَرَأْتُ الْقِصَّةَ ……………………… كَتَبْتُ رَأْيِي فِيهَا.</w:t>
+              <w:t xml:space="preserve">قَرَأْتُ القِصَّةَ ……………………… كَتَبْتُ رَأْيِي فِيهَا.</w:t>
             </w:r>
           </w:p>
         </w:tc>
@@ -3402,7 +3402,7 @@
                 <w:szCs w:val="28"/>
                 <w:rtl/>
               </w:rPr>
-              <w:t xml:space="preserve">أُحِبُّ الشِّعْرَ ……………………… لَا أَحْفَظُهُ.</w:t>
+              <w:t xml:space="preserve">أُحِبُّ الشِّعْرَ ……………………… لَا أَحْفَظُهُ.</w:t>
             </w:r>
           </w:p>
         </w:tc>
@@ -3474,7 +3474,7 @@
                 <w:szCs w:val="28"/>
                 <w:rtl/>
               </w:rPr>
-              <w:t xml:space="preserve">أَذْهَبُ إِلَى الْمَعْرِضِ ……………………… الْكُتُبَ فِيهِ رَخِيصَةٌ.</w:t>
+              <w:t xml:space="preserve">أَذْهَبُ إِلَى المَعْرِضِ ……………………… الكُتُبَ فِيهِ رَخِيصَةٌ.</w:t>
             </w:r>
           </w:p>
         </w:tc>
@@ -3546,7 +3546,7 @@
                 <w:szCs w:val="28"/>
                 <w:rtl/>
               </w:rPr>
-              <w:t xml:space="preserve">……………………… لَمْ تَحْضُرِ الِاجْتِمَاعَ؟</w:t>
+              <w:t xml:space="preserve">……………………… لَمْ تَحْضُرِ الاجْتِمَاعَ؟</w:t>
             </w:r>
           </w:p>
         </w:tc>
@@ -3618,7 +3618,7 @@
                 <w:szCs w:val="28"/>
                 <w:rtl/>
               </w:rPr>
-              <w:t xml:space="preserve">……………………… يَكْتُبُ الْخَطَّ الْعَرَبِيَّ بِالْقَلَمِ.</w:t>
+              <w:t xml:space="preserve">……………………… يَكْتُبُ الخَطَّ العَرَبِيَّ بِالْقَلَمِ.</w:t>
             </w:r>
           </w:p>
         </w:tc>
@@ -3690,7 +3690,7 @@
                 <w:szCs w:val="28"/>
                 <w:rtl/>
               </w:rPr>
-              <w:t xml:space="preserve">……………………… قِيمَةٌ مُهِمَّةٌ فِي مُجْتَمَعِنَا.</w:t>
+              <w:t xml:space="preserve">……………………… قِيمَةٌ مُهِمَّةٌ فِي مُجْتَمَعِنَا.</w:t>
             </w:r>
           </w:p>
         </w:tc>
@@ -3988,7 +3988,7 @@
                 <w:szCs w:val="28"/>
                 <w:rtl/>
               </w:rPr>
-              <w:t xml:space="preserve">ثُمَّ</w:t>
+              <w:t xml:space="preserve">ثُمَّ</w:t>
             </w:r>
           </w:p>
         </w:tc>
@@ -4043,7 +4043,7 @@
                 <w:szCs w:val="28"/>
                 <w:rtl/>
               </w:rPr>
-              <w:t xml:space="preserve">لِأَنَّ</w:t>
+              <w:t xml:space="preserve">لِأَنَّ</w:t>
             </w:r>
           </w:p>
         </w:tc>
@@ -4185,7 +4185,7 @@
                 <w:szCs w:val="28"/>
                 <w:rtl/>
               </w:rPr>
-              <w:t xml:space="preserve">اَلْخَزَفُ</w:t>
+              <w:t xml:space="preserve">اَلخَزَفُ</w:t>
             </w:r>
           </w:p>
         </w:tc>
@@ -4235,7 +4235,7 @@
                 <w:szCs w:val="28"/>
                 <w:rtl/>
               </w:rPr>
-              <w:t xml:space="preserve">اَلتَّذْهِيبُ</w:t>
+              <w:t xml:space="preserve">اَلتَّذْهِيبُ</w:t>
             </w:r>
           </w:p>
         </w:tc>
@@ -4290,7 +4290,7 @@
                 <w:szCs w:val="28"/>
                 <w:rtl/>
               </w:rPr>
-              <w:t xml:space="preserve">اَلنَّقْشُ</w:t>
+              <w:t xml:space="preserve">اَلنَّقْشُ</w:t>
             </w:r>
           </w:p>
         </w:tc>
@@ -4340,7 +4340,7 @@
                 <w:szCs w:val="28"/>
                 <w:rtl/>
               </w:rPr>
-              <w:t xml:space="preserve">اَلسِّبَاحَةُ</w:t>
+              <w:t xml:space="preserve">اَلسِّبَاحَةُ</w:t>
             </w:r>
           </w:p>
         </w:tc>
@@ -4363,7 +4363,7 @@
           <w:sz w:val="20"/>
           <w:szCs w:val="20"/>
         </w:rPr>
-        <w:t xml:space="preserve">3.  «لِمَاذَا تُحِبُّ هَذَا الْكِتَابَ» sorusuna en uygun cevap hangisidir?</w:t>
+        <w:t xml:space="preserve">3.  «لِمَاذَا تُحِبُّ هَذَا الكِتَابَ» sorusuna en uygun cevap hangisidir?</w:t>
       </w:r>
     </w:p>
     <w:tbl>
@@ -4432,7 +4432,7 @@
                 <w:szCs w:val="28"/>
                 <w:rtl/>
               </w:rPr>
-              <w:t xml:space="preserve">فِي الْمَكْتَبَةِ.</w:t>
+              <w:t xml:space="preserve">فِي المَكْتَبَةِ.</w:t>
             </w:r>
           </w:p>
         </w:tc>
@@ -4482,7 +4482,7 @@
                 <w:szCs w:val="28"/>
                 <w:rtl/>
               </w:rPr>
-              <w:t xml:space="preserve">لِأَنَّهُ مُفِيدٌ.</w:t>
+              <w:t xml:space="preserve">لِأَنَّهُ مُفِيدٌ.</w:t>
             </w:r>
           </w:p>
         </w:tc>
@@ -4537,7 +4537,7 @@
                 <w:szCs w:val="28"/>
                 <w:rtl/>
               </w:rPr>
-              <w:t xml:space="preserve">غَدًا إِنْ شَاءَ اللَّهُ.</w:t>
+              <w:t xml:space="preserve">غَدًا إِنْ شَاءَ اللَّهُ.</w:t>
             </w:r>
           </w:p>
         </w:tc>
@@ -4679,7 +4679,7 @@
                 <w:szCs w:val="28"/>
                 <w:rtl/>
               </w:rPr>
-              <w:t xml:space="preserve">مَعَ السَّلَامَةِ.</w:t>
+              <w:t xml:space="preserve">مَعَ السَّلَامَةِ.</w:t>
             </w:r>
           </w:p>
         </w:tc>
@@ -4729,7 +4729,7 @@
                 <w:szCs w:val="28"/>
                 <w:rtl/>
               </w:rPr>
-              <w:t xml:space="preserve">كُلُّ عَامٍ وَأَنْتُمْ بِخَيْرٍ.</w:t>
+              <w:t xml:space="preserve">كُلُّ عَامٍ وَأَنْتُمْ بِخَيْرٍ.</w:t>
             </w:r>
           </w:p>
         </w:tc>
@@ -4784,7 +4784,7 @@
                 <w:szCs w:val="28"/>
                 <w:rtl/>
               </w:rPr>
-              <w:t xml:space="preserve">أَنَا آسِفٌ جِدًّا.</w:t>
+              <w:t xml:space="preserve">أَنَا آسِفٌ جِدًّا.</w:t>
             </w:r>
           </w:p>
         </w:tc>
@@ -5379,7 +5379,7 @@
                 <w:szCs w:val="28"/>
                 <w:rtl/>
               </w:rPr>
-              <w:t xml:space="preserve">قَرَأْتُ الْقِصَّةَ ثُمَّ نِمْتُ.</w:t>
+              <w:t xml:space="preserve">قَرَأْتُ القِصَّةَ ثُمَّ نِمْتُ.</w:t>
             </w:r>
           </w:p>
         </w:tc>
@@ -5505,7 +5505,7 @@
                 <w:szCs w:val="28"/>
                 <w:rtl/>
               </w:rPr>
-              <w:t xml:space="preserve">أُحِبُّ الشِّعْرَ لِأَنَّ جَمِيلٌ.</w:t>
+              <w:t xml:space="preserve">أُحِبُّ الشِّعْرَ لِأَنَّ جَمِيلٌ.</w:t>
             </w:r>
           </w:p>
         </w:tc>
@@ -5631,7 +5631,7 @@
                 <w:szCs w:val="28"/>
                 <w:rtl/>
               </w:rPr>
-              <w:t xml:space="preserve">ذَهَبْتُ إِلَى الْمَعْرِضِ وَاشْتَرَيْتُ كِتَابًا.</w:t>
+              <w:t xml:space="preserve">ذَهَبْتُ إِلَى المَعْرِضِ وَاشْتَرَيْتُ كِتَابًا.</w:t>
             </w:r>
           </w:p>
         </w:tc>
@@ -5757,7 +5757,7 @@
                 <w:szCs w:val="28"/>
                 <w:rtl/>
               </w:rPr>
-              <w:t xml:space="preserve">هُوَ لَمْ يَذْهَبَ إِلَى الْمَدْرَسَةِ.</w:t>
+              <w:t xml:space="preserve">هُوَ لَمْ يَذْهَبَ إِلَى المَدْرَسَةِ.</w:t>
             </w:r>
           </w:p>
         </w:tc>
@@ -5883,7 +5883,7 @@
                 <w:szCs w:val="28"/>
                 <w:rtl/>
               </w:rPr>
-              <w:t xml:space="preserve">اَلصِّدْقُ خُلُقٌ حَسَنٌ.</w:t>
+              <w:t xml:space="preserve">اَلصِّدْقُ خُلُقٌ حَسَن.</w:t>
             </w:r>
           </w:p>
         </w:tc>
@@ -6116,7 +6116,7 @@
                 <w:szCs w:val="28"/>
                 <w:rtl/>
               </w:rPr>
-              <w:t xml:space="preserve">الْكِتَابِ  ـ  مَعْرِضِ  ـ  إِلَى  ـ  ذَهَبْتُ</w:t>
+              <w:t xml:space="preserve">الكِتَابِ  ـ  مَعْرِضِ  ـ  إِلَى  ـ  ذَهَبْتُ</w:t>
             </w:r>
           </w:p>
         </w:tc>
@@ -6188,7 +6188,7 @@
                 <w:szCs w:val="28"/>
                 <w:rtl/>
               </w:rPr>
-              <w:t xml:space="preserve">مُفِيدٌ  ـ  لِأَنَّهُ  ـ  الْكِتَابَ  ـ  أُحِبُّ</w:t>
+              <w:t xml:space="preserve">مُفِيدٌ  ـ  لِأَنَّهُ  ـ  الكِتَابَ  ـ  أُحِبُّ</w:t>
             </w:r>
           </w:p>
         </w:tc>
@@ -6260,7 +6260,7 @@
                 <w:szCs w:val="28"/>
                 <w:rtl/>
               </w:rPr>
-              <w:t xml:space="preserve">أَمْسِ  ـ  الْجَارَ  ـ  سَاعَدْتُ</w:t>
+              <w:t xml:space="preserve">أَمْسِ  ـ  الجَارَ  ـ  سَاعَدْتُ</w:t>
             </w:r>
           </w:p>
         </w:tc>
@@ -6332,7 +6332,7 @@
                 <w:szCs w:val="28"/>
                 <w:rtl/>
               </w:rPr>
-              <w:t xml:space="preserve">حَسَنٌ  ـ  خُلُقٌ  ـ  الصِّدْقُ</w:t>
+              <w:t xml:space="preserve">حَسَن  ـ  خُلُقٌ  ـ  الصِّدْقُ</w:t>
             </w:r>
           </w:p>
         </w:tc>
@@ -6556,7 +6556,7 @@
                 <w:szCs w:val="30"/>
                 <w:rtl/>
               </w:rPr>
-              <w:t xml:space="preserve">كِتَابِي   —   قِصَّةٌ   —   مُؤَلِّفٌ   —   أُحِبُّ   —   لِأَنَّ   —   ثُمَّ   —   لَكِنْ   —   مُفِيدٌ</w:t>
+              <w:t xml:space="preserve">كِتَابِي   —   قِصَّةٌ   —   مُؤَلِّفٌ   —   أُحِبُّ   —   لِأَنَّ   —   ثُمَّ   —   لَكِنْ   —   مُفِيدٌ</w:t>
             </w:r>
           </w:p>
         </w:tc>
@@ -7160,7 +7160,7 @@
                 <w:szCs w:val="27"/>
                 <w:rtl/>
               </w:rPr>
-              <w:t xml:space="preserve">أُحِبُّ قِرَاءَةَ الْكِتَابِ. · هَذَا الشَّاعِرُ مَشْهُورٌ.</w:t>
+              <w:t xml:space="preserve">أُحِبُّ قِرَاءَةَ الكِتَابِ. · هَذَا الشَّاعِرُ مَشْهُورٌ.</w:t>
             </w:r>
           </w:p>
           <w:p>
@@ -7178,7 +7178,7 @@
                 <w:szCs w:val="27"/>
                 <w:rtl/>
               </w:rPr>
-              <w:t xml:space="preserve">لِمَاذَا لَمْ تَذْهَبْ إِلَى مَعْرِضِ الْكِتَابِ؟ · اَلصَّدَاقَةُ قِيمَةٌ جَمِيلَةٌ.</w:t>
+              <w:t xml:space="preserve">لِمَاذَا لَمْ تَذْهَبْ إِلَى مَعْرِضِ الكِتَابِ؟ · اَلصَّدَاقَةُ قِيمَةٌ جَمِيلَةٌ.</w:t>
             </w:r>
           </w:p>
           <w:p>
@@ -7384,7 +7384,7 @@
                 <w:szCs w:val="27"/>
                 <w:rtl/>
               </w:rPr>
-              <w:t xml:space="preserve">ثُمَّ ، لَكِنْ ، لِأَنَّ ، لِمَاذَا ،</w:t>
+              <w:t xml:space="preserve">ثُمَّ ، لَكِنْ ، لِأَنَّ ، لِمَاذَا ،</w:t>
             </w:r>
           </w:p>
           <w:p>
@@ -7402,7 +7402,7 @@
                 <w:szCs w:val="27"/>
                 <w:rtl/>
               </w:rPr>
-              <w:t xml:space="preserve">اَلْخَطَّاطُ ، اَلتَّعَاوُنُ ، مُبَارَكٌ</w:t>
+              <w:t xml:space="preserve">اَلخَطَّاطُ ، اَلتَّعَاوُنُ ، مُبَارَكٌ</w:t>
             </w:r>
           </w:p>
         </w:tc>
@@ -7684,7 +7684,7 @@
                 <w:szCs w:val="27"/>
                 <w:rtl/>
               </w:rPr>
-              <w:t xml:space="preserve">ذَهَبْتُ إِلَى مَعْرِضِ الْكِتَابِ. · أُحِبُّ الْكِتَابَ لِأَنَّهُ مُفِيدٌ.</w:t>
+              <w:t xml:space="preserve">ذَهَبْتُ إِلَى مَعْرِضِ الكِتَابِ. · أُحِبُّ الكِتَابَ لِأَنَّهُ مُفِيدٌ.</w:t>
             </w:r>
           </w:p>
           <w:p>
@@ -7702,7 +7702,7 @@
                 <w:szCs w:val="27"/>
                 <w:rtl/>
               </w:rPr>
-              <w:t xml:space="preserve">سَاعَدْتُ الْجَارَ أَمْسِ. · اَلصِّدْقُ خُلُقٌ حَسَنٌ.</w:t>
+              <w:t xml:space="preserve">سَاعَدْتُ الجَارَ أَمْسِ. · اَلصِّدْقُ خُلُقٌ حَسَن.</w:t>
             </w:r>
           </w:p>
           <w:p>

--- a/dosyalar/8-sinif/arapca-8-1d2y-klasik.docx
+++ b/dosyalar/8-sinif/arapca-8-1d2y-klasik.docx
@@ -650,7 +650,7 @@
             </w:pPr>
             <w:r>
               <w:rPr>
-                <w:rFonts w:ascii="Markazi Text" w:cs="Markazi Text" w:eastAsia="Markazi Text" w:hAnsi="Markazi Text"/>
+                <w:rFonts w:ascii="Arakom" w:cs="Arakom" w:eastAsia="Arakom" w:hAnsi="Arakom"/>
                 <w:b w:val="false"/>
                 <w:bCs w:val="false"/>
                 <w:color w:val="111111"/>
@@ -746,7 +746,7 @@
             </w:pPr>
             <w:r>
               <w:rPr>
-                <w:rFonts w:ascii="Markazi Text" w:cs="Markazi Text" w:eastAsia="Markazi Text" w:hAnsi="Markazi Text"/>
+                <w:rFonts w:ascii="Arakom" w:cs="Arakom" w:eastAsia="Arakom" w:hAnsi="Arakom"/>
                 <w:b w:val="false"/>
                 <w:bCs w:val="false"/>
                 <w:color w:val="111111"/>
@@ -842,7 +842,7 @@
             </w:pPr>
             <w:r>
               <w:rPr>
-                <w:rFonts w:ascii="Markazi Text" w:cs="Markazi Text" w:eastAsia="Markazi Text" w:hAnsi="Markazi Text"/>
+                <w:rFonts w:ascii="Arakom" w:cs="Arakom" w:eastAsia="Arakom" w:hAnsi="Arakom"/>
                 <w:b w:val="false"/>
                 <w:bCs w:val="false"/>
                 <w:color w:val="111111"/>
@@ -938,7 +938,7 @@
             </w:pPr>
             <w:r>
               <w:rPr>
-                <w:rFonts w:ascii="Markazi Text" w:cs="Markazi Text" w:eastAsia="Markazi Text" w:hAnsi="Markazi Text"/>
+                <w:rFonts w:ascii="Arakom" w:cs="Arakom" w:eastAsia="Arakom" w:hAnsi="Arakom"/>
                 <w:b w:val="false"/>
                 <w:bCs w:val="false"/>
                 <w:color w:val="111111"/>
@@ -1034,7 +1034,7 @@
             </w:pPr>
             <w:r>
               <w:rPr>
-                <w:rFonts w:ascii="Markazi Text" w:cs="Markazi Text" w:eastAsia="Markazi Text" w:hAnsi="Markazi Text"/>
+                <w:rFonts w:ascii="Arakom" w:cs="Arakom" w:eastAsia="Arakom" w:hAnsi="Arakom"/>
                 <w:b w:val="false"/>
                 <w:bCs w:val="false"/>
                 <w:color w:val="111111"/>
@@ -1130,7 +1130,7 @@
             </w:pPr>
             <w:r>
               <w:rPr>
-                <w:rFonts w:ascii="Markazi Text" w:cs="Markazi Text" w:eastAsia="Markazi Text" w:hAnsi="Markazi Text"/>
+                <w:rFonts w:ascii="Arakom" w:cs="Arakom" w:eastAsia="Arakom" w:hAnsi="Arakom"/>
                 <w:b w:val="false"/>
                 <w:bCs w:val="false"/>
                 <w:color w:val="111111"/>
@@ -1459,7 +1459,7 @@
             </w:pPr>
             <w:r>
               <w:rPr>
-                <w:rFonts w:ascii="Markazi Text" w:cs="Markazi Text" w:eastAsia="Markazi Text" w:hAnsi="Markazi Text"/>
+                <w:rFonts w:ascii="Arakom" w:cs="Arakom" w:eastAsia="Arakom" w:hAnsi="Arakom"/>
                 <w:b w:val="false"/>
                 <w:bCs w:val="false"/>
                 <w:color w:val="111111"/>
@@ -1555,7 +1555,7 @@
             </w:pPr>
             <w:r>
               <w:rPr>
-                <w:rFonts w:ascii="Markazi Text" w:cs="Markazi Text" w:eastAsia="Markazi Text" w:hAnsi="Markazi Text"/>
+                <w:rFonts w:ascii="Arakom" w:cs="Arakom" w:eastAsia="Arakom" w:hAnsi="Arakom"/>
                 <w:b w:val="false"/>
                 <w:bCs w:val="false"/>
                 <w:color w:val="111111"/>
@@ -1651,7 +1651,7 @@
             </w:pPr>
             <w:r>
               <w:rPr>
-                <w:rFonts w:ascii="Markazi Text" w:cs="Markazi Text" w:eastAsia="Markazi Text" w:hAnsi="Markazi Text"/>
+                <w:rFonts w:ascii="Arakom" w:cs="Arakom" w:eastAsia="Arakom" w:hAnsi="Arakom"/>
                 <w:b w:val="false"/>
                 <w:bCs w:val="false"/>
                 <w:color w:val="111111"/>
@@ -1747,7 +1747,7 @@
             </w:pPr>
             <w:r>
               <w:rPr>
-                <w:rFonts w:ascii="Markazi Text" w:cs="Markazi Text" w:eastAsia="Markazi Text" w:hAnsi="Markazi Text"/>
+                <w:rFonts w:ascii="Arakom" w:cs="Arakom" w:eastAsia="Arakom" w:hAnsi="Arakom"/>
                 <w:b w:val="false"/>
                 <w:bCs w:val="false"/>
                 <w:color w:val="111111"/>
@@ -1843,7 +1843,7 @@
             </w:pPr>
             <w:r>
               <w:rPr>
-                <w:rFonts w:ascii="Markazi Text" w:cs="Markazi Text" w:eastAsia="Markazi Text" w:hAnsi="Markazi Text"/>
+                <w:rFonts w:ascii="Arakom" w:cs="Arakom" w:eastAsia="Arakom" w:hAnsi="Arakom"/>
                 <w:b w:val="false"/>
                 <w:bCs w:val="false"/>
                 <w:color w:val="111111"/>
@@ -1939,7 +1939,7 @@
             </w:pPr>
             <w:r>
               <w:rPr>
-                <w:rFonts w:ascii="Markazi Text" w:cs="Markazi Text" w:eastAsia="Markazi Text" w:hAnsi="Markazi Text"/>
+                <w:rFonts w:ascii="Arakom" w:cs="Arakom" w:eastAsia="Arakom" w:hAnsi="Arakom"/>
                 <w:b w:val="false"/>
                 <w:bCs w:val="false"/>
                 <w:color w:val="111111"/>
@@ -2115,7 +2115,7 @@
             </w:pPr>
             <w:r>
               <w:rPr>
-                <w:rFonts w:ascii="Markazi Text" w:cs="Markazi Text" w:eastAsia="Markazi Text" w:hAnsi="Markazi Text"/>
+                <w:rFonts w:ascii="Arakom" w:cs="Arakom" w:eastAsia="Arakom" w:hAnsi="Arakom"/>
                 <w:b w:val="false"/>
                 <w:bCs w:val="false"/>
                 <w:color w:val="111111"/>
@@ -2285,7 +2285,7 @@
             </w:pPr>
             <w:r>
               <w:rPr>
-                <w:rFonts w:ascii="Markazi Text" w:cs="Markazi Text" w:eastAsia="Markazi Text" w:hAnsi="Markazi Text"/>
+                <w:rFonts w:ascii="Arakom" w:cs="Arakom" w:eastAsia="Arakom" w:hAnsi="Arakom"/>
                 <w:b w:val="false"/>
                 <w:bCs w:val="false"/>
                 <w:color w:val="111111"/>
@@ -2455,7 +2455,7 @@
             </w:pPr>
             <w:r>
               <w:rPr>
-                <w:rFonts w:ascii="Markazi Text" w:cs="Markazi Text" w:eastAsia="Markazi Text" w:hAnsi="Markazi Text"/>
+                <w:rFonts w:ascii="Arakom" w:cs="Arakom" w:eastAsia="Arakom" w:hAnsi="Arakom"/>
                 <w:b w:val="false"/>
                 <w:bCs w:val="false"/>
                 <w:color w:val="111111"/>
@@ -2625,7 +2625,7 @@
             </w:pPr>
             <w:r>
               <w:rPr>
-                <w:rFonts w:ascii="Markazi Text" w:cs="Markazi Text" w:eastAsia="Markazi Text" w:hAnsi="Markazi Text"/>
+                <w:rFonts w:ascii="Arakom" w:cs="Arakom" w:eastAsia="Arakom" w:hAnsi="Arakom"/>
                 <w:b w:val="false"/>
                 <w:bCs w:val="false"/>
                 <w:color w:val="111111"/>
@@ -2795,7 +2795,7 @@
             </w:pPr>
             <w:r>
               <w:rPr>
-                <w:rFonts w:ascii="Markazi Text" w:cs="Markazi Text" w:eastAsia="Markazi Text" w:hAnsi="Markazi Text"/>
+                <w:rFonts w:ascii="Arakom" w:cs="Arakom" w:eastAsia="Arakom" w:hAnsi="Arakom"/>
                 <w:b w:val="false"/>
                 <w:bCs w:val="false"/>
                 <w:color w:val="111111"/>
@@ -2965,7 +2965,7 @@
             </w:pPr>
             <w:r>
               <w:rPr>
-                <w:rFonts w:ascii="Markazi Text" w:cs="Markazi Text" w:eastAsia="Markazi Text" w:hAnsi="Markazi Text"/>
+                <w:rFonts w:ascii="Arakom" w:cs="Arakom" w:eastAsia="Arakom" w:hAnsi="Arakom"/>
                 <w:b w:val="false"/>
                 <w:bCs w:val="false"/>
                 <w:color w:val="111111"/>
@@ -3215,7 +3215,7 @@
             </w:pPr>
             <w:r>
               <w:rPr>
-                <w:rFonts w:ascii="Markazi Text" w:cs="Markazi Text" w:eastAsia="Markazi Text" w:hAnsi="Markazi Text"/>
+                <w:rFonts w:ascii="Arakom" w:cs="Arakom" w:eastAsia="Arakom" w:hAnsi="Arakom"/>
                 <w:b w:val="false"/>
                 <w:bCs w:val="false"/>
                 <w:color w:val="111111"/>
@@ -3322,7 +3322,7 @@
             </w:pPr>
             <w:r>
               <w:rPr>
-                <w:rFonts w:ascii="Markazi Text" w:cs="Markazi Text" w:eastAsia="Markazi Text" w:hAnsi="Markazi Text"/>
+                <w:rFonts w:ascii="Arakom" w:cs="Arakom" w:eastAsia="Arakom" w:hAnsi="Arakom"/>
                 <w:b w:val="false"/>
                 <w:bCs w:val="false"/>
                 <w:color w:val="111111"/>
@@ -3394,7 +3394,7 @@
             </w:pPr>
             <w:r>
               <w:rPr>
-                <w:rFonts w:ascii="Markazi Text" w:cs="Markazi Text" w:eastAsia="Markazi Text" w:hAnsi="Markazi Text"/>
+                <w:rFonts w:ascii="Arakom" w:cs="Arakom" w:eastAsia="Arakom" w:hAnsi="Arakom"/>
                 <w:b w:val="false"/>
                 <w:bCs w:val="false"/>
                 <w:color w:val="111111"/>
@@ -3466,7 +3466,7 @@
             </w:pPr>
             <w:r>
               <w:rPr>
-                <w:rFonts w:ascii="Markazi Text" w:cs="Markazi Text" w:eastAsia="Markazi Text" w:hAnsi="Markazi Text"/>
+                <w:rFonts w:ascii="Arakom" w:cs="Arakom" w:eastAsia="Arakom" w:hAnsi="Arakom"/>
                 <w:b w:val="false"/>
                 <w:bCs w:val="false"/>
                 <w:color w:val="111111"/>
@@ -3538,7 +3538,7 @@
             </w:pPr>
             <w:r>
               <w:rPr>
-                <w:rFonts w:ascii="Markazi Text" w:cs="Markazi Text" w:eastAsia="Markazi Text" w:hAnsi="Markazi Text"/>
+                <w:rFonts w:ascii="Arakom" w:cs="Arakom" w:eastAsia="Arakom" w:hAnsi="Arakom"/>
                 <w:b w:val="false"/>
                 <w:bCs w:val="false"/>
                 <w:color w:val="111111"/>
@@ -3610,7 +3610,7 @@
             </w:pPr>
             <w:r>
               <w:rPr>
-                <w:rFonts w:ascii="Markazi Text" w:cs="Markazi Text" w:eastAsia="Markazi Text" w:hAnsi="Markazi Text"/>
+                <w:rFonts w:ascii="Arakom" w:cs="Arakom" w:eastAsia="Arakom" w:hAnsi="Arakom"/>
                 <w:b w:val="false"/>
                 <w:bCs w:val="false"/>
                 <w:color w:val="111111"/>
@@ -3682,7 +3682,7 @@
             </w:pPr>
             <w:r>
               <w:rPr>
-                <w:rFonts w:ascii="Markazi Text" w:cs="Markazi Text" w:eastAsia="Markazi Text" w:hAnsi="Markazi Text"/>
+                <w:rFonts w:ascii="Arakom" w:cs="Arakom" w:eastAsia="Arakom" w:hAnsi="Arakom"/>
                 <w:b w:val="false"/>
                 <w:bCs w:val="false"/>
                 <w:color w:val="111111"/>
@@ -3754,7 +3754,7 @@
             </w:pPr>
             <w:r>
               <w:rPr>
-                <w:rFonts w:ascii="Markazi Text" w:cs="Markazi Text" w:eastAsia="Markazi Text" w:hAnsi="Markazi Text"/>
+                <w:rFonts w:ascii="Arakom" w:cs="Arakom" w:eastAsia="Arakom" w:hAnsi="Arakom"/>
                 <w:b w:val="false"/>
                 <w:bCs w:val="false"/>
                 <w:color w:val="111111"/>
@@ -3930,7 +3930,7 @@
             </w:r>
             <w:r>
               <w:rPr>
-                <w:rFonts w:ascii="Markazi Text" w:cs="Markazi Text" w:eastAsia="Markazi Text" w:hAnsi="Markazi Text"/>
+                <w:rFonts w:ascii="Arakom" w:cs="Arakom" w:eastAsia="Arakom" w:hAnsi="Arakom"/>
                 <w:b w:val="false"/>
                 <w:bCs w:val="false"/>
                 <w:color w:val="111111"/>
@@ -3980,7 +3980,7 @@
             </w:r>
             <w:r>
               <w:rPr>
-                <w:rFonts w:ascii="Markazi Text" w:cs="Markazi Text" w:eastAsia="Markazi Text" w:hAnsi="Markazi Text"/>
+                <w:rFonts w:ascii="Arakom" w:cs="Arakom" w:eastAsia="Arakom" w:hAnsi="Arakom"/>
                 <w:b w:val="false"/>
                 <w:bCs w:val="false"/>
                 <w:color w:val="111111"/>
@@ -4035,7 +4035,7 @@
             </w:r>
             <w:r>
               <w:rPr>
-                <w:rFonts w:ascii="Markazi Text" w:cs="Markazi Text" w:eastAsia="Markazi Text" w:hAnsi="Markazi Text"/>
+                <w:rFonts w:ascii="Arakom" w:cs="Arakom" w:eastAsia="Arakom" w:hAnsi="Arakom"/>
                 <w:b w:val="false"/>
                 <w:bCs w:val="false"/>
                 <w:color w:val="111111"/>
@@ -4085,7 +4085,7 @@
             </w:r>
             <w:r>
               <w:rPr>
-                <w:rFonts w:ascii="Markazi Text" w:cs="Markazi Text" w:eastAsia="Markazi Text" w:hAnsi="Markazi Text"/>
+                <w:rFonts w:ascii="Arakom" w:cs="Arakom" w:eastAsia="Arakom" w:hAnsi="Arakom"/>
                 <w:b w:val="false"/>
                 <w:bCs w:val="false"/>
                 <w:color w:val="111111"/>
@@ -4177,7 +4177,7 @@
             </w:r>
             <w:r>
               <w:rPr>
-                <w:rFonts w:ascii="Markazi Text" w:cs="Markazi Text" w:eastAsia="Markazi Text" w:hAnsi="Markazi Text"/>
+                <w:rFonts w:ascii="Arakom" w:cs="Arakom" w:eastAsia="Arakom" w:hAnsi="Arakom"/>
                 <w:b w:val="false"/>
                 <w:bCs w:val="false"/>
                 <w:color w:val="111111"/>
@@ -4227,7 +4227,7 @@
             </w:r>
             <w:r>
               <w:rPr>
-                <w:rFonts w:ascii="Markazi Text" w:cs="Markazi Text" w:eastAsia="Markazi Text" w:hAnsi="Markazi Text"/>
+                <w:rFonts w:ascii="Arakom" w:cs="Arakom" w:eastAsia="Arakom" w:hAnsi="Arakom"/>
                 <w:b w:val="false"/>
                 <w:bCs w:val="false"/>
                 <w:color w:val="111111"/>
@@ -4282,7 +4282,7 @@
             </w:r>
             <w:r>
               <w:rPr>
-                <w:rFonts w:ascii="Markazi Text" w:cs="Markazi Text" w:eastAsia="Markazi Text" w:hAnsi="Markazi Text"/>
+                <w:rFonts w:ascii="Arakom" w:cs="Arakom" w:eastAsia="Arakom" w:hAnsi="Arakom"/>
                 <w:b w:val="false"/>
                 <w:bCs w:val="false"/>
                 <w:color w:val="111111"/>
@@ -4332,7 +4332,7 @@
             </w:r>
             <w:r>
               <w:rPr>
-                <w:rFonts w:ascii="Markazi Text" w:cs="Markazi Text" w:eastAsia="Markazi Text" w:hAnsi="Markazi Text"/>
+                <w:rFonts w:ascii="Arakom" w:cs="Arakom" w:eastAsia="Arakom" w:hAnsi="Arakom"/>
                 <w:b w:val="false"/>
                 <w:bCs w:val="false"/>
                 <w:color w:val="111111"/>
@@ -4424,7 +4424,7 @@
             </w:r>
             <w:r>
               <w:rPr>
-                <w:rFonts w:ascii="Markazi Text" w:cs="Markazi Text" w:eastAsia="Markazi Text" w:hAnsi="Markazi Text"/>
+                <w:rFonts w:ascii="Arakom" w:cs="Arakom" w:eastAsia="Arakom" w:hAnsi="Arakom"/>
                 <w:b w:val="false"/>
                 <w:bCs w:val="false"/>
                 <w:color w:val="111111"/>
@@ -4474,7 +4474,7 @@
             </w:r>
             <w:r>
               <w:rPr>
-                <w:rFonts w:ascii="Markazi Text" w:cs="Markazi Text" w:eastAsia="Markazi Text" w:hAnsi="Markazi Text"/>
+                <w:rFonts w:ascii="Arakom" w:cs="Arakom" w:eastAsia="Arakom" w:hAnsi="Arakom"/>
                 <w:b w:val="false"/>
                 <w:bCs w:val="false"/>
                 <w:color w:val="111111"/>
@@ -4529,7 +4529,7 @@
             </w:r>
             <w:r>
               <w:rPr>
-                <w:rFonts w:ascii="Markazi Text" w:cs="Markazi Text" w:eastAsia="Markazi Text" w:hAnsi="Markazi Text"/>
+                <w:rFonts w:ascii="Arakom" w:cs="Arakom" w:eastAsia="Arakom" w:hAnsi="Arakom"/>
                 <w:b w:val="false"/>
                 <w:bCs w:val="false"/>
                 <w:color w:val="111111"/>
@@ -4579,7 +4579,7 @@
             </w:r>
             <w:r>
               <w:rPr>
-                <w:rFonts w:ascii="Markazi Text" w:cs="Markazi Text" w:eastAsia="Markazi Text" w:hAnsi="Markazi Text"/>
+                <w:rFonts w:ascii="Arakom" w:cs="Arakom" w:eastAsia="Arakom" w:hAnsi="Arakom"/>
                 <w:b w:val="false"/>
                 <w:bCs w:val="false"/>
                 <w:color w:val="111111"/>
@@ -4671,7 +4671,7 @@
             </w:r>
             <w:r>
               <w:rPr>
-                <w:rFonts w:ascii="Markazi Text" w:cs="Markazi Text" w:eastAsia="Markazi Text" w:hAnsi="Markazi Text"/>
+                <w:rFonts w:ascii="Arakom" w:cs="Arakom" w:eastAsia="Arakom" w:hAnsi="Arakom"/>
                 <w:b w:val="false"/>
                 <w:bCs w:val="false"/>
                 <w:color w:val="111111"/>
@@ -4721,7 +4721,7 @@
             </w:r>
             <w:r>
               <w:rPr>
-                <w:rFonts w:ascii="Markazi Text" w:cs="Markazi Text" w:eastAsia="Markazi Text" w:hAnsi="Markazi Text"/>
+                <w:rFonts w:ascii="Arakom" w:cs="Arakom" w:eastAsia="Arakom" w:hAnsi="Arakom"/>
                 <w:b w:val="false"/>
                 <w:bCs w:val="false"/>
                 <w:color w:val="111111"/>
@@ -4776,7 +4776,7 @@
             </w:r>
             <w:r>
               <w:rPr>
-                <w:rFonts w:ascii="Markazi Text" w:cs="Markazi Text" w:eastAsia="Markazi Text" w:hAnsi="Markazi Text"/>
+                <w:rFonts w:ascii="Arakom" w:cs="Arakom" w:eastAsia="Arakom" w:hAnsi="Arakom"/>
                 <w:b w:val="false"/>
                 <w:bCs w:val="false"/>
                 <w:color w:val="111111"/>
@@ -4826,7 +4826,7 @@
             </w:r>
             <w:r>
               <w:rPr>
-                <w:rFonts w:ascii="Markazi Text" w:cs="Markazi Text" w:eastAsia="Markazi Text" w:hAnsi="Markazi Text"/>
+                <w:rFonts w:ascii="Arakom" w:cs="Arakom" w:eastAsia="Arakom" w:hAnsi="Arakom"/>
                 <w:b w:val="false"/>
                 <w:bCs w:val="false"/>
                 <w:color w:val="111111"/>
@@ -5371,7 +5371,7 @@
             </w:pPr>
             <w:r>
               <w:rPr>
-                <w:rFonts w:ascii="Markazi Text" w:cs="Markazi Text" w:eastAsia="Markazi Text" w:hAnsi="Markazi Text"/>
+                <w:rFonts w:ascii="Arakom" w:cs="Arakom" w:eastAsia="Arakom" w:hAnsi="Arakom"/>
                 <w:b w:val="false"/>
                 <w:bCs w:val="false"/>
                 <w:color w:val="111111"/>
@@ -5497,7 +5497,7 @@
             </w:pPr>
             <w:r>
               <w:rPr>
-                <w:rFonts w:ascii="Markazi Text" w:cs="Markazi Text" w:eastAsia="Markazi Text" w:hAnsi="Markazi Text"/>
+                <w:rFonts w:ascii="Arakom" w:cs="Arakom" w:eastAsia="Arakom" w:hAnsi="Arakom"/>
                 <w:b w:val="false"/>
                 <w:bCs w:val="false"/>
                 <w:color w:val="111111"/>
@@ -5623,7 +5623,7 @@
             </w:pPr>
             <w:r>
               <w:rPr>
-                <w:rFonts w:ascii="Markazi Text" w:cs="Markazi Text" w:eastAsia="Markazi Text" w:hAnsi="Markazi Text"/>
+                <w:rFonts w:ascii="Arakom" w:cs="Arakom" w:eastAsia="Arakom" w:hAnsi="Arakom"/>
                 <w:b w:val="false"/>
                 <w:bCs w:val="false"/>
                 <w:color w:val="111111"/>
@@ -5749,7 +5749,7 @@
             </w:pPr>
             <w:r>
               <w:rPr>
-                <w:rFonts w:ascii="Markazi Text" w:cs="Markazi Text" w:eastAsia="Markazi Text" w:hAnsi="Markazi Text"/>
+                <w:rFonts w:ascii="Arakom" w:cs="Arakom" w:eastAsia="Arakom" w:hAnsi="Arakom"/>
                 <w:b w:val="false"/>
                 <w:bCs w:val="false"/>
                 <w:color w:val="111111"/>
@@ -5875,7 +5875,7 @@
             </w:pPr>
             <w:r>
               <w:rPr>
-                <w:rFonts w:ascii="Markazi Text" w:cs="Markazi Text" w:eastAsia="Markazi Text" w:hAnsi="Markazi Text"/>
+                <w:rFonts w:ascii="Arakom" w:cs="Arakom" w:eastAsia="Arakom" w:hAnsi="Arakom"/>
                 <w:b w:val="false"/>
                 <w:bCs w:val="false"/>
                 <w:color w:val="111111"/>
@@ -6108,7 +6108,7 @@
             </w:pPr>
             <w:r>
               <w:rPr>
-                <w:rFonts w:ascii="Markazi Text" w:cs="Markazi Text" w:eastAsia="Markazi Text" w:hAnsi="Markazi Text"/>
+                <w:rFonts w:ascii="Arakom" w:cs="Arakom" w:eastAsia="Arakom" w:hAnsi="Arakom"/>
                 <w:b w:val="false"/>
                 <w:bCs w:val="false"/>
                 <w:color w:val="111111"/>
@@ -6180,7 +6180,7 @@
             </w:pPr>
             <w:r>
               <w:rPr>
-                <w:rFonts w:ascii="Markazi Text" w:cs="Markazi Text" w:eastAsia="Markazi Text" w:hAnsi="Markazi Text"/>
+                <w:rFonts w:ascii="Arakom" w:cs="Arakom" w:eastAsia="Arakom" w:hAnsi="Arakom"/>
                 <w:b w:val="false"/>
                 <w:bCs w:val="false"/>
                 <w:color w:val="111111"/>
@@ -6252,7 +6252,7 @@
             </w:pPr>
             <w:r>
               <w:rPr>
-                <w:rFonts w:ascii="Markazi Text" w:cs="Markazi Text" w:eastAsia="Markazi Text" w:hAnsi="Markazi Text"/>
+                <w:rFonts w:ascii="Arakom" w:cs="Arakom" w:eastAsia="Arakom" w:hAnsi="Arakom"/>
                 <w:b w:val="false"/>
                 <w:bCs w:val="false"/>
                 <w:color w:val="111111"/>
@@ -6324,7 +6324,7 @@
             </w:pPr>
             <w:r>
               <w:rPr>
-                <w:rFonts w:ascii="Markazi Text" w:cs="Markazi Text" w:eastAsia="Markazi Text" w:hAnsi="Markazi Text"/>
+                <w:rFonts w:ascii="Arakom" w:cs="Arakom" w:eastAsia="Arakom" w:hAnsi="Arakom"/>
                 <w:b w:val="false"/>
                 <w:bCs w:val="false"/>
                 <w:color w:val="111111"/>
@@ -6396,7 +6396,7 @@
             </w:pPr>
             <w:r>
               <w:rPr>
-                <w:rFonts w:ascii="Markazi Text" w:cs="Markazi Text" w:eastAsia="Markazi Text" w:hAnsi="Markazi Text"/>
+                <w:rFonts w:ascii="Arakom" w:cs="Arakom" w:eastAsia="Arakom" w:hAnsi="Arakom"/>
                 <w:b w:val="false"/>
                 <w:bCs w:val="false"/>
                 <w:color w:val="111111"/>
@@ -6548,7 +6548,7 @@
             </w:pPr>
             <w:r>
               <w:rPr>
-                <w:rFonts w:ascii="Markazi Text" w:cs="Markazi Text" w:eastAsia="Markazi Text" w:hAnsi="Markazi Text"/>
+                <w:rFonts w:ascii="Arakom" w:cs="Arakom" w:eastAsia="Arakom" w:hAnsi="Arakom"/>
                 <w:b w:val="false"/>
                 <w:bCs w:val="false"/>
                 <w:color w:val="111111"/>
@@ -7152,7 +7152,7 @@
             </w:pPr>
             <w:r>
               <w:rPr>
-                <w:rFonts w:ascii="Markazi Text" w:cs="Markazi Text" w:eastAsia="Markazi Text" w:hAnsi="Markazi Text"/>
+                <w:rFonts w:ascii="Arakom" w:cs="Arakom" w:eastAsia="Arakom" w:hAnsi="Arakom"/>
                 <w:b w:val="false"/>
                 <w:bCs w:val="false"/>
                 <w:color w:val="111111"/>
@@ -7170,7 +7170,7 @@
             </w:pPr>
             <w:r>
               <w:rPr>
-                <w:rFonts w:ascii="Markazi Text" w:cs="Markazi Text" w:eastAsia="Markazi Text" w:hAnsi="Markazi Text"/>
+                <w:rFonts w:ascii="Arakom" w:cs="Arakom" w:eastAsia="Arakom" w:hAnsi="Arakom"/>
                 <w:b w:val="false"/>
                 <w:bCs w:val="false"/>
                 <w:color w:val="111111"/>
@@ -7188,7 +7188,7 @@
             </w:pPr>
             <w:r>
               <w:rPr>
-                <w:rFonts w:ascii="Markazi Text" w:cs="Markazi Text" w:eastAsia="Markazi Text" w:hAnsi="Markazi Text"/>
+                <w:rFonts w:ascii="Arakom" w:cs="Arakom" w:eastAsia="Arakom" w:hAnsi="Arakom"/>
                 <w:b w:val="false"/>
                 <w:bCs w:val="false"/>
                 <w:color w:val="111111"/>
@@ -7376,7 +7376,7 @@
             </w:pPr>
             <w:r>
               <w:rPr>
-                <w:rFonts w:ascii="Markazi Text" w:cs="Markazi Text" w:eastAsia="Markazi Text" w:hAnsi="Markazi Text"/>
+                <w:rFonts w:ascii="Arakom" w:cs="Arakom" w:eastAsia="Arakom" w:hAnsi="Arakom"/>
                 <w:b w:val="false"/>
                 <w:bCs w:val="false"/>
                 <w:color w:val="111111"/>
@@ -7394,7 +7394,7 @@
             </w:pPr>
             <w:r>
               <w:rPr>
-                <w:rFonts w:ascii="Markazi Text" w:cs="Markazi Text" w:eastAsia="Markazi Text" w:hAnsi="Markazi Text"/>
+                <w:rFonts w:ascii="Arakom" w:cs="Arakom" w:eastAsia="Arakom" w:hAnsi="Arakom"/>
                 <w:b w:val="false"/>
                 <w:bCs w:val="false"/>
                 <w:color w:val="111111"/>
@@ -7676,7 +7676,7 @@
             </w:pPr>
             <w:r>
               <w:rPr>
-                <w:rFonts w:ascii="Markazi Text" w:cs="Markazi Text" w:eastAsia="Markazi Text" w:hAnsi="Markazi Text"/>
+                <w:rFonts w:ascii="Arakom" w:cs="Arakom" w:eastAsia="Arakom" w:hAnsi="Arakom"/>
                 <w:b w:val="false"/>
                 <w:bCs w:val="false"/>
                 <w:color w:val="111111"/>
@@ -7694,7 +7694,7 @@
             </w:pPr>
             <w:r>
               <w:rPr>
-                <w:rFonts w:ascii="Markazi Text" w:cs="Markazi Text" w:eastAsia="Markazi Text" w:hAnsi="Markazi Text"/>
+                <w:rFonts w:ascii="Arakom" w:cs="Arakom" w:eastAsia="Arakom" w:hAnsi="Arakom"/>
                 <w:b w:val="false"/>
                 <w:bCs w:val="false"/>
                 <w:color w:val="111111"/>
@@ -7712,7 +7712,7 @@
             </w:pPr>
             <w:r>
               <w:rPr>
-                <w:rFonts w:ascii="Markazi Text" w:cs="Markazi Text" w:eastAsia="Markazi Text" w:hAnsi="Markazi Text"/>
+                <w:rFonts w:ascii="Arakom" w:cs="Arakom" w:eastAsia="Arakom" w:hAnsi="Arakom"/>
                 <w:b w:val="false"/>
                 <w:bCs w:val="false"/>
                 <w:color w:val="111111"/>
